--- a/public/resume.docx
+++ b/public/resume.docx
@@ -51,21 +51,25 @@
         </w:rPr>
         <w:t xml:space="preserve">India   |   8309094001   |   </w:t>
       </w:r>
+      <w:hyperlink r:id="rId5" w:history="1">
+        <w:r>
+          <w:rPr>
+            <w:rStyle w:val="Hyperlink"/>
+            <w:color w:val="767171" w:themeColor="background2" w:themeShade="80"/>
+            <w:sz w:val="20"/>
+            <w:szCs w:val="20"/>
+            <w:u w:val="none"/>
+          </w:rPr>
+          <w:t>tlskalyan1996@gmail.com</w:t>
+        </w:r>
+      </w:hyperlink>
       <w:r>
         <w:rPr>
           <w:color w:val="555555"/>
           <w:sz w:val="20"/>
           <w:szCs w:val="20"/>
         </w:rPr>
-        <w:t>tlskalyan1996</w:t>
-      </w:r>
-      <w:r>
-        <w:rPr>
-          <w:color w:val="555555"/>
-          <w:sz w:val="20"/>
-          <w:szCs w:val="20"/>
-        </w:rPr>
-        <w:t xml:space="preserve">@gmail.com   </w:t>
+        <w:t xml:space="preserve"> |Tata Consultancy Services </w:t>
       </w:r>
     </w:p>
     <w:p>
